--- a/worksheets/MS_L7_CapacityCalculator_Worksheet.docx
+++ b/worksheets/MS_L7_CapacityCalculator_Worksheet.docx
@@ -522,7 +522,7 @@
                 <w:sz w:val="21"/>
                 <w:szCs w:val="21"/>
               </w:rPr>
-              <w:t xml:space="preserve">Order and continue the number line: 1,000 bytes ≈ 1…? 1,000 kilobytes ≈ 1…? 1,000 gigabytes ≈ 1…?</w:t>
+              <w:t xml:space="preserve">A phone advert says 128 GB of storage. Work out roughly how many 4 MB photos that is, and check with a partner.</w:t>
             </w:r>
           </w:p>
           <w:tbl>
@@ -4536,7 +4536,7 @@
                 <w:sz w:val="26"/>
                 <w:szCs w:val="26"/>
               </w:rPr>
-              <w:t xml:space="preserve">Task 1: three scenarios</w:t>
+              <w:t xml:space="preserve">Three capacity scenarios</w:t>
             </w:r>
           </w:p>
           <w:p>
